--- a/중국어_대화문/10부_docx/10부_03화_간화이구의_마지막_말.docx
+++ b/중국어_대화문/10부_docx/10부_03화_간화이구의_마지막_말.docx
@@ -18,7 +18,7 @@
         <w:t>등장인물:</w:t>
       </w:r>
       <w:r>
-        <w:t xml:space="preserve"> 선즈위안 沈知远(55세, 중앙위원회 총서기) / 간화이구 甘怀谷(101세, 은퇴한 개혁파 원로 간부, 선즈위안의 입당 소개인) / 간호사 护士(30대, 창촨 간부휴양소 의무동) / 당직 의사 值班医生(50대, 창촨 간부휴양소 의무동) / 리위퉁 李雨桐(48세, 총서기 판공실 참모) / 녜추 聂秋(68세, 총서기 판공청 주임) / 청시 程曦(39세, 후계 후보·총서기 판공청 근무) / 량페이전 梁佩珍(68세, 정치국원·독립 감독) / 웨이창펑 魏长风(68세, 정치국원) / 메이뤄란 梅若兰(92세, 은퇴한 변호사협회 비서장) / 사오톄쥔 邵铁军(67세, 중앙국가안전위원회 판공실 주임)</w:t>
+        <w:t xml:space="preserve"> 선즈위안 沈知远(55세, 중앙위원회 총서기) / 간화이구 甘怀谷(101세, 은퇴한 개혁파 원로 간부, 선즈위안의 입당 소개인) / 간호사 护士(30대, 창촨 간부휴양소 의무동) / 당직 의사 值班医生(50대, 창촨 간부휴양소 의무동) / 리위퉁 李雨桐(50세, 총서기 판공실 참모) / 녜추 聂秋(68세, 총서기 판공청 주임) / 청시 程曦(41세, 후계 후보·총서기 판공청 근무) / 량페이전 梁佩珍(70세, 정치국원·독립 감독) / 웨이창펑 魏长风(69세, 정치국원) / 메이뤄란 梅若兰(93세, 은퇴한 변호사협회 비서장) / 사오톄쥔 邵铁军(67세, 중앙국가안전위원회 판공실 주임)</w:t>
       </w:r>
     </w:p>
     <w:p>
@@ -250,7 +250,7 @@
         <w:t>沈知远:</w:t>
       </w:r>
       <w:r>
-        <w:t xml:space="preserve"> 不是没答，是答不出。二〇一五年，他一个字没问我，就把那一栏签了。</w:t>
+        <w:t xml:space="preserve"> 不是没答，是答不出。二〇一六年一月，他一个字没问我，就把那一栏签了。</w:t>
       </w:r>
     </w:p>
     <w:p>
@@ -261,7 +261,7 @@
         <w:t>李雨桐:</w:t>
       </w:r>
       <w:r>
-        <w:t xml:space="preserve"> 那一年您出来，旁人都叫您叛徒。</w:t>
+        <w:t xml:space="preserve"> 您前一年出来，旁人都叫您叛徒。</w:t>
       </w:r>
     </w:p>
     <w:p>
@@ -905,7 +905,7 @@
     </w:p>
     <w:p>
       <w:r>
-        <w:t>(九点三十五分。护士把窗帘拉开了一掌宽，雨天的灰光落在被子上，落在老人交叠的指节上。沈知远想起二〇一五年冬天，这双手把一张许可推到他面前，说：“先喝茶。”那时候这双手没有这么轻。)</w:t>
+        <w:t>(九点三十五分。护士把窗帘拉开了一掌宽，雨天的灰光落在被子上，落在老人交叠的指节上。沈知远想起二〇一六年一月，这双手把一张许可推到他面前，说：“先喝茶。”那时候这双手没有这么轻。)</w:t>
       </w:r>
     </w:p>
     <w:p>
@@ -1147,7 +1147,7 @@
         <w:t>护士:</w:t>
       </w:r>
       <w:r>
-        <w:t xml:space="preserve"> 她昨晚来过电话，说明天下午两点多到。九十二岁的人，说话比我们都准。</w:t>
+        <w:t xml:space="preserve"> 她昨晚来过电话，说明天下午两点多到。九十三岁的人，说话比我们都准。</w:t>
       </w:r>
     </w:p>
     <w:p>
@@ -1203,7 +1203,7 @@
         <w:t>梁佩珍:</w:t>
       </w:r>
       <w:r>
-        <w:t xml:space="preserve"> 总书记，我以个人身份来，条例第三款，吊唁不算公务，茶钱我自己付。</w:t>
+        <w:t xml:space="preserve"> 总书记，我以个人身份来，条例第九条，吊唁不算公务，茶钱我自己付。</w:t>
       </w:r>
     </w:p>
     <w:p>
@@ -1669,7 +1669,7 @@
         <w:t>梅若兰:</w:t>
       </w:r>
       <w:r>
-        <w:t xml:space="preserve"> 窗口有人盯着，盯她的人会拦。我九十二岁，没人拦我。</w:t>
+        <w:t xml:space="preserve"> 窗口有人盯着，盯她的人会拦。我九十三岁，没人拦我。</w:t>
       </w:r>
     </w:p>
     <w:p>
@@ -1890,7 +1890,7 @@
     </w:p>
     <w:p>
       <w:r>
-        <w:t>(他把两句话并排放着：一句是昨夜他对着空椅子说的，说“现在不能走”；一句是今天老人对他说的，说“你得会走”。两句都不是命令，两句都有一半是真的。他没有让其中任何一句赢。)</w:t>
+        <w:t>(他把两句话并排放着：一句是十二日凌晨他对着空椅子说的，说“现在不能走”；一句是今天老人对他说的，说“你得会走”。两句都不是命令，两句都有一半是真的。他没有让其中任何一句赢。)</w:t>
       </w:r>
     </w:p>
     <w:p>
